--- a/docs/Migration_HandsOn_Workbook.docx
+++ b/docs/Migration_HandsOn_Workbook.docx
@@ -8899,7 +8899,7 @@
                 <w:sz w:val="19"/>
                 <w:szCs w:val="19"/>
               </w:rPr>
-              <w:t xml:space="preserve">curl -fsSL https://raw.githubusercontent.com/jhjwlee/migration-lab-pg/main/scripts/bootstrap.sh -o bootstrap.sh</w:t>
+              <w:t xml:space="preserve">curl -fsSL https://raw.githubusercontent.com/jhjwlee/migration-lab-pg/main/bootstrap.sh -o bootstrap.sh</w:t>
             </w:r>
           </w:p>
           <w:p>
@@ -29826,7 +29826,7 @@
                 <w:sz w:val="19"/>
                 <w:szCs w:val="19"/>
               </w:rPr>
-              <w:t xml:space="preserve">curl -fsSL https://raw.githubusercontent.com/jhjwlee/migration-lab-pg/main/scripts/cleanup.sh | bash</w:t>
+              <w:t xml:space="preserve">curl -fsSL https://raw.githubusercontent.com/jhjwlee/migration-lab-pg/main/cleanup.sh | bash</w:t>
             </w:r>
           </w:p>
         </w:tc>
@@ -40527,7 +40527,7 @@
                 <w:sz w:val="19"/>
                 <w:szCs w:val="19"/>
               </w:rPr>
-              <w:t xml:space="preserve">curl -fsSL https://raw.githubusercontent.com/jhjwlee/migration-lab-pg/main/scripts/bootstrap.sh -o bootstrap.sh</w:t>
+              <w:t xml:space="preserve">curl -fsSL https://raw.githubusercontent.com/jhjwlee/migration-lab-pg/main/bootstrap.sh -o bootstrap.sh</w:t>
             </w:r>
           </w:p>
           <w:p>
@@ -40848,7 +40848,7 @@
           <w:szCs w:val="20"/>
           <w:shd w:fill="F4F4F4" w:color="auto" w:val="clear"/>
         </w:rPr>
-        <w:t xml:space="preserve">curl -fsSL .../scripts/bootstrap.sh -o bootstrap.sh</w:t>
+        <w:t xml:space="preserve">curl -fsSL .../bootstrap.sh -o bootstrap.sh</w:t>
       </w:r>
     </w:p>
     <w:p>
